--- a/results/reviewer_table1_extended.docx
+++ b/results/reviewer_table1_extended.docx
@@ -202,7 +202,7 @@
                 <w:rFonts w:ascii="Calibri" w:hAnsi="Calibri"/>
                 <w:sz w:val="20"/>
               </w:rPr>
-              <w:t xml:space="default">60.7</w:t>
+              <w:t xml:space="default">60.8</w:t>
             </w:r>
           </w:p>
         </w:tc>
@@ -279,7 +279,7 @@
                 <w:rFonts w:ascii="Calibri" w:hAnsi="Calibri"/>
                 <w:sz w:val="20"/>
               </w:rPr>
-              <w:t xml:space="default">9.9</w:t>
+              <w:t xml:space="default">10.4</w:t>
             </w:r>
           </w:p>
         </w:tc>
@@ -356,7 +356,7 @@
                 <w:rFonts w:ascii="Calibri" w:hAnsi="Calibri"/>
                 <w:sz w:val="20"/>
               </w:rPr>
-              <w:t xml:space="default">18.5</w:t>
+              <w:t xml:space="default">19.0</w:t>
             </w:r>
           </w:p>
         </w:tc>
@@ -433,7 +433,7 @@
                 <w:rFonts w:ascii="Calibri" w:hAnsi="Calibri"/>
                 <w:sz w:val="20"/>
               </w:rPr>
-              <w:t xml:space="default">32.3</w:t>
+              <w:t xml:space="default">31.5</w:t>
             </w:r>
           </w:p>
         </w:tc>
@@ -510,7 +510,7 @@
                 <w:rFonts w:ascii="Calibri" w:hAnsi="Calibri"/>
                 <w:sz w:val="20"/>
               </w:rPr>
-              <w:t xml:space="default">902.1</w:t>
+              <w:t xml:space="default">731.5</w:t>
             </w:r>
           </w:p>
         </w:tc>
@@ -534,7 +534,7 @@
                 <w:rFonts w:ascii="Calibri" w:hAnsi="Calibri"/>
                 <w:sz w:val="20"/>
               </w:rPr>
-              <w:t xml:space="default">36.6</w:t>
+              <w:t xml:space="default">29.5</w:t>
             </w:r>
           </w:p>
         </w:tc>
@@ -587,7 +587,7 @@
                 <w:rFonts w:ascii="Calibri" w:hAnsi="Calibri"/>
                 <w:sz w:val="20"/>
               </w:rPr>
-              <w:t xml:space="default">196.1</w:t>
+              <w:t xml:space="default">158.7</w:t>
             </w:r>
           </w:p>
         </w:tc>
@@ -611,7 +611,7 @@
                 <w:rFonts w:ascii="Calibri" w:hAnsi="Calibri"/>
                 <w:sz w:val="20"/>
               </w:rPr>
-              <w:t xml:space="default">8.0</w:t>
+              <w:t xml:space="default">6.4</w:t>
             </w:r>
           </w:p>
         </w:tc>
@@ -664,7 +664,7 @@
                 <w:rFonts w:ascii="Calibri" w:hAnsi="Calibri"/>
                 <w:sz w:val="20"/>
               </w:rPr>
-              <w:t xml:space="default">243.5</w:t>
+              <w:t xml:space="default">206.7</w:t>
             </w:r>
           </w:p>
         </w:tc>
@@ -688,7 +688,7 @@
                 <w:rFonts w:ascii="Calibri" w:hAnsi="Calibri"/>
                 <w:sz w:val="20"/>
               </w:rPr>
-              <w:t xml:space="default">9.9</w:t>
+              <w:t xml:space="default">8.3</w:t>
             </w:r>
           </w:p>
         </w:tc>
@@ -741,7 +741,7 @@
                 <w:rFonts w:ascii="Calibri" w:hAnsi="Calibri"/>
                 <w:sz w:val="20"/>
               </w:rPr>
-              <w:t xml:space="default">462.5</w:t>
+              <w:t xml:space="default">366.2</w:t>
             </w:r>
           </w:p>
         </w:tc>
@@ -765,7 +765,7 @@
                 <w:rFonts w:ascii="Calibri" w:hAnsi="Calibri"/>
                 <w:sz w:val="20"/>
               </w:rPr>
-              <w:t xml:space="default">18.8</w:t>
+              <w:t xml:space="default">14.8</w:t>
             </w:r>
           </w:p>
         </w:tc>
